--- a/documentacion/entregables/Manual_de_Usuario_MetaFit.docx
+++ b/documentacion/entregables/Manual_de_Usuario_MetaFit.docx
@@ -510,6 +510,174 @@
           </w:p>
         </w:tc>
       </w:tr>
+      <w:tr>
+        <w:tc>
+          <w:tcPr>
+            <w:tcW w:type="dxa" w:w="4320"/>
+          </w:tcPr>
+          <w:p>
+            <w:pPr>
+              <w:spacing w:before="0" w:after="40" w:line="240" w:lineRule="auto"/>
+              <w:ind w:firstLine="0"/>
+            </w:pPr>
+            <w:r/>
+            <w:r>
+              <w:rPr>
+                <w:rFonts w:ascii="Times New Roman" w:hAnsi="Times New Roman" w:cs="Times New Roman" w:eastAsia="Times New Roman"/>
+                <w:color w:val="000000"/>
+                <w:sz w:val="20"/>
+              </w:rPr>
+              <w:t>Sigla</w:t>
+            </w:r>
+          </w:p>
+        </w:tc>
+        <w:tc>
+          <w:tcPr>
+            <w:tcW w:type="dxa" w:w="4320"/>
+          </w:tcPr>
+          <w:p>
+            <w:pPr>
+              <w:spacing w:before="0" w:after="40" w:line="240" w:lineRule="auto"/>
+              <w:ind w:firstLine="0"/>
+            </w:pPr>
+            <w:r/>
+            <w:r>
+              <w:rPr>
+                <w:rFonts w:ascii="Times New Roman" w:hAnsi="Times New Roman" w:cs="Times New Roman" w:eastAsia="Times New Roman"/>
+                <w:color w:val="000000"/>
+                <w:sz w:val="20"/>
+              </w:rPr>
+              <w:t>MFT</w:t>
+            </w:r>
+          </w:p>
+        </w:tc>
+      </w:tr>
+      <w:tr>
+        <w:tc>
+          <w:tcPr>
+            <w:tcW w:type="dxa" w:w="4320"/>
+          </w:tcPr>
+          <w:p>
+            <w:pPr>
+              <w:spacing w:before="0" w:after="40" w:line="240" w:lineRule="auto"/>
+              <w:ind w:firstLine="0"/>
+            </w:pPr>
+            <w:r/>
+            <w:r>
+              <w:rPr>
+                <w:rFonts w:ascii="Times New Roman" w:hAnsi="Times New Roman" w:cs="Times New Roman" w:eastAsia="Times New Roman"/>
+                <w:color w:val="000000"/>
+                <w:sz w:val="20"/>
+              </w:rPr>
+              <w:t>Categoría (MRE)</w:t>
+            </w:r>
+          </w:p>
+        </w:tc>
+        <w:tc>
+          <w:tcPr>
+            <w:tcW w:type="dxa" w:w="4320"/>
+          </w:tcPr>
+          <w:p>
+            <w:pPr>
+              <w:spacing w:before="0" w:after="40" w:line="240" w:lineRule="auto"/>
+              <w:ind w:firstLine="0"/>
+            </w:pPr>
+            <w:r/>
+            <w:r>
+              <w:rPr>
+                <w:rFonts w:ascii="Times New Roman" w:hAnsi="Times New Roman" w:cs="Times New Roman" w:eastAsia="Times New Roman"/>
+                <w:color w:val="000000"/>
+                <w:sz w:val="20"/>
+              </w:rPr>
+              <w:t>Sistema misional</w:t>
+            </w:r>
+          </w:p>
+        </w:tc>
+      </w:tr>
+      <w:tr>
+        <w:tc>
+          <w:tcPr>
+            <w:tcW w:type="dxa" w:w="4320"/>
+          </w:tcPr>
+          <w:p>
+            <w:pPr>
+              <w:spacing w:before="0" w:after="40" w:line="240" w:lineRule="auto"/>
+              <w:ind w:firstLine="0"/>
+            </w:pPr>
+            <w:r/>
+            <w:r>
+              <w:rPr>
+                <w:rFonts w:ascii="Times New Roman" w:hAnsi="Times New Roman" w:cs="Times New Roman" w:eastAsia="Times New Roman"/>
+                <w:color w:val="000000"/>
+                <w:sz w:val="20"/>
+              </w:rPr>
+              <w:t>Fabricante</w:t>
+            </w:r>
+          </w:p>
+        </w:tc>
+        <w:tc>
+          <w:tcPr>
+            <w:tcW w:type="dxa" w:w="4320"/>
+          </w:tcPr>
+          <w:p>
+            <w:pPr>
+              <w:spacing w:before="0" w:after="40" w:line="240" w:lineRule="auto"/>
+              <w:ind w:firstLine="0"/>
+            </w:pPr>
+            <w:r/>
+            <w:r>
+              <w:rPr>
+                <w:rFonts w:ascii="Times New Roman" w:hAnsi="Times New Roman" w:cs="Times New Roman" w:eastAsia="Times New Roman"/>
+                <w:color w:val="000000"/>
+                <w:sz w:val="20"/>
+              </w:rPr>
+              <w:t>MetaFit Inc. (equipo de desarrollo SENA, Ficha 3278645)</w:t>
+            </w:r>
+          </w:p>
+        </w:tc>
+      </w:tr>
+      <w:tr>
+        <w:tc>
+          <w:tcPr>
+            <w:tcW w:type="dxa" w:w="4320"/>
+          </w:tcPr>
+          <w:p>
+            <w:pPr>
+              <w:spacing w:before="0" w:after="40" w:line="240" w:lineRule="auto"/>
+              <w:ind w:firstLine="0"/>
+            </w:pPr>
+            <w:r/>
+            <w:r>
+              <w:rPr>
+                <w:rFonts w:ascii="Times New Roman" w:hAnsi="Times New Roman" w:cs="Times New Roman" w:eastAsia="Times New Roman"/>
+                <w:color w:val="000000"/>
+                <w:sz w:val="20"/>
+              </w:rPr>
+              <w:t>Fecha de vencimiento del soporte</w:t>
+            </w:r>
+          </w:p>
+        </w:tc>
+        <w:tc>
+          <w:tcPr>
+            <w:tcW w:type="dxa" w:w="4320"/>
+          </w:tcPr>
+          <w:p>
+            <w:pPr>
+              <w:spacing w:before="0" w:after="40" w:line="240" w:lineRule="auto"/>
+              <w:ind w:firstLine="0"/>
+            </w:pPr>
+            <w:r/>
+            <w:r>
+              <w:rPr>
+                <w:rFonts w:ascii="Times New Roman" w:hAnsi="Times New Roman" w:cs="Times New Roman" w:eastAsia="Times New Roman"/>
+                <w:color w:val="000000"/>
+                <w:sz w:val="20"/>
+              </w:rPr>
+              <w:t>30 de junio de 2027 (soporte previsto por 12 meses)</w:t>
+            </w:r>
+          </w:p>
+        </w:tc>
+      </w:tr>
     </w:tbl>
     <w:p>
       <w:pPr>
@@ -661,6 +829,51 @@
           <w:sz w:val="24"/>
         </w:rPr>
         <w:t xml:space="preserve"> (instalación y despliegue).</w:t>
+      </w:r>
+    </w:p>
+    <w:p>
+      <w:pPr>
+        <w:pStyle w:val="Heading1"/>
+        <w:spacing w:before="0" w:after="0" w:line="480" w:lineRule="auto"/>
+        <w:ind w:firstLine="0" w:left="0"/>
+        <w:jc w:val="center"/>
+      </w:pPr>
+      <w:r>
+        <w:rPr>
+          <w:rFonts w:ascii="Times New Roman" w:hAnsi="Times New Roman" w:cs="Times New Roman" w:eastAsia="Times New Roman"/>
+          <w:b/>
+          <w:i w:val="0"/>
+          <w:color w:val="000000"/>
+          <w:sz w:val="24"/>
+        </w:rPr>
+        <w:t>Tabla de contenido</w:t>
+      </w:r>
+    </w:p>
+    <w:p>
+      <w:pPr>
+        <w:spacing w:before="0" w:after="0" w:line="480" w:lineRule="auto"/>
+        <w:ind w:firstLine="0" w:left="0"/>
+        <w:jc w:val="left"/>
+      </w:pPr>
+      <w:r>
+        <w:rPr>
+          <w:rFonts w:ascii="Times New Roman" w:hAnsi="Times New Roman" w:cs="Times New Roman" w:eastAsia="Times New Roman"/>
+          <w:color w:val="000000"/>
+          <w:sz w:val="24"/>
+        </w:rPr>
+        <w:fldChar w:fldCharType="begin"/>
+        <w:instrText xml:space="preserve">TOC \o "1-3" \h \z \u</w:instrText>
+        <w:fldChar w:fldCharType="separate"/>
+        <w:t>Haga clic derecho y seleccione «Actualizar campo» para generar índice.</w:t>
+        <w:fldChar w:fldCharType="end"/>
+      </w:r>
+    </w:p>
+    <w:p>
+      <w:pPr>
+        <w:spacing w:line="240" w:lineRule="auto"/>
+      </w:pPr>
+      <w:r>
+        <w:br w:type="page"/>
       </w:r>
     </w:p>
     <w:p>
@@ -16073,6 +16286,1317 @@
           <w:sz w:val="24"/>
         </w:rPr>
         <w:t>(2.7) landing, login, perfil, rutina, dieta, progreso.</w:t>
+      </w:r>
+    </w:p>
+    <w:p>
+      <w:pPr>
+        <w:pStyle w:val="Heading2"/>
+        <w:spacing w:before="0" w:after="0" w:line="480" w:lineRule="auto"/>
+        <w:ind w:firstLine="0" w:left="0"/>
+        <w:jc w:val="left"/>
+      </w:pPr>
+      <w:r>
+        <w:rPr>
+          <w:rFonts w:ascii="Times New Roman" w:hAnsi="Times New Roman" w:cs="Times New Roman" w:eastAsia="Times New Roman"/>
+          <w:b/>
+          <w:i w:val="0"/>
+          <w:color w:val="000000"/>
+          <w:sz w:val="24"/>
+        </w:rPr>
+        <w:t>2.12 Flujograma</w:t>
+      </w:r>
+    </w:p>
+    <w:p>
+      <w:pPr>
+        <w:spacing w:before="0" w:after="0" w:line="480" w:lineRule="auto"/>
+        <w:ind w:firstLine="720" w:left="0"/>
+        <w:jc w:val="left"/>
+      </w:pPr>
+      <w:r>
+        <w:rPr>
+          <w:rFonts w:ascii="Times New Roman" w:hAnsi="Times New Roman" w:cs="Times New Roman" w:eastAsia="Times New Roman"/>
+          <w:color w:val="000000"/>
+          <w:sz w:val="24"/>
+        </w:rPr>
+        <w:t>La Figura 1 presenta el flujograma general de uso del sistema MetaFit, aplicable a los cuatro roles (Administrador, Recepcionista, Entrenador y Afiliado), desde el acceso hasta el cierre de sesión.</w:t>
+      </w:r>
+    </w:p>
+    <w:p>
+      <w:pPr>
+        <w:spacing w:before="0" w:after="0" w:line="480" w:lineRule="auto"/>
+        <w:ind w:firstLine="0" w:left="0"/>
+        <w:jc w:val="left"/>
+      </w:pPr>
+      <w:r>
+        <w:rPr>
+          <w:rFonts w:ascii="Times New Roman" w:hAnsi="Times New Roman" w:cs="Times New Roman" w:eastAsia="Times New Roman"/>
+          <w:b/>
+          <w:color w:val="000000"/>
+          <w:sz w:val="24"/>
+        </w:rPr>
+        <w:t>Figura 1</w:t>
+      </w:r>
+    </w:p>
+    <w:p>
+      <w:pPr>
+        <w:spacing w:before="0" w:after="0" w:line="480" w:lineRule="auto"/>
+        <w:ind w:firstLine="0" w:left="0"/>
+        <w:jc w:val="left"/>
+      </w:pPr>
+      <w:r>
+        <w:rPr>
+          <w:rFonts w:ascii="Times New Roman" w:hAnsi="Times New Roman" w:cs="Times New Roman" w:eastAsia="Times New Roman"/>
+          <w:b w:val="0"/>
+          <w:i/>
+          <w:color w:val="000000"/>
+          <w:sz w:val="24"/>
+        </w:rPr>
+        <w:t>Flujograma general de uso del sistema MetaFit</w:t>
+      </w:r>
+    </w:p>
+    <w:tbl>
+      <w:tblPr>
+        <w:tblStyle w:val="TableGrid"/>
+        <w:tblW w:type="auto" w:w="0"/>
+        <w:tblLayout w:type="autofit"/>
+        <w:tblLook w:firstColumn="1" w:firstRow="1" w:lastColumn="0" w:lastRow="0" w:noHBand="0" w:noVBand="1" w:val="04A0"/>
+        <w:tblBorders>
+          <w:top w:val="single" w:sz="6" w:space="0" w:color="7F7F7F"/>
+          <w:left w:val="single" w:sz="6" w:space="0" w:color="7F7F7F"/>
+          <w:bottom w:val="single" w:sz="6" w:space="0" w:color="7F7F7F"/>
+          <w:right w:val="single" w:sz="6" w:space="0" w:color="7F7F7F"/>
+          <w:insideH w:val="single" w:sz="6" w:space="0" w:color="7F7F7F"/>
+          <w:insideV w:val="single" w:sz="6" w:space="0" w:color="7F7F7F"/>
+        </w:tblBorders>
+      </w:tblPr>
+      <w:tblGrid>
+        <w:gridCol w:w="9360"/>
+      </w:tblGrid>
+      <w:tr>
+        <w:tc>
+          <w:tcPr>
+            <w:tcW w:type="dxa" w:w="9360"/>
+            <w:shd w:val="clear" w:color="auto" w:fill="F2F2F2"/>
+          </w:tcPr>
+          <w:p>
+            <w:pPr>
+              <w:spacing w:line="240" w:lineRule="auto" w:before="40" w:after="40"/>
+              <w:jc w:val="center"/>
+            </w:pPr>
+            <w:r/>
+            <w:r>
+              <w:rPr>
+                <w:rFonts w:ascii="Times New Roman" w:hAnsi="Times New Roman" w:cs="Times New Roman" w:eastAsia="Times New Roman"/>
+                <w:b/>
+                <w:color w:val="000000"/>
+                <w:sz w:val="20"/>
+              </w:rPr>
+              <w:t>INICIO</w:t>
+            </w:r>
+          </w:p>
+        </w:tc>
+      </w:tr>
+      <w:tr>
+        <w:tc>
+          <w:tcPr>
+            <w:tcW w:type="dxa" w:w="9360"/>
+          </w:tcPr>
+          <w:p>
+            <w:pPr>
+              <w:spacing w:line="240" w:lineRule="auto" w:before="0" w:after="0"/>
+              <w:jc w:val="center"/>
+            </w:pPr>
+            <w:r>
+              <w:rPr>
+                <w:rFonts w:ascii="Times New Roman" w:hAnsi="Times New Roman" w:cs="Times New Roman" w:eastAsia="Times New Roman"/>
+                <w:color w:val="000000"/>
+                <w:sz w:val="20"/>
+              </w:rPr>
+              <w:t>▼</w:t>
+            </w:r>
+          </w:p>
+        </w:tc>
+      </w:tr>
+      <w:tr>
+        <w:tc>
+          <w:tcPr>
+            <w:tcW w:type="dxa" w:w="9360"/>
+            <w:shd w:val="clear" w:color="auto" w:fill="F2F2F2"/>
+          </w:tcPr>
+          <w:p>
+            <w:pPr>
+              <w:spacing w:line="240" w:lineRule="auto" w:before="40" w:after="40"/>
+              <w:jc w:val="center"/>
+            </w:pPr>
+            <w:r/>
+            <w:r>
+              <w:rPr>
+                <w:rFonts w:ascii="Times New Roman" w:hAnsi="Times New Roman" w:cs="Times New Roman" w:eastAsia="Times New Roman"/>
+                <w:b w:val="0"/>
+                <w:color w:val="000000"/>
+                <w:sz w:val="20"/>
+              </w:rPr>
+              <w:t>Acceder al sistema (panel web o app móvil)</w:t>
+            </w:r>
+          </w:p>
+        </w:tc>
+      </w:tr>
+      <w:tr>
+        <w:tc>
+          <w:tcPr>
+            <w:tcW w:type="dxa" w:w="9360"/>
+          </w:tcPr>
+          <w:p>
+            <w:pPr>
+              <w:spacing w:line="240" w:lineRule="auto" w:before="0" w:after="0"/>
+              <w:jc w:val="center"/>
+            </w:pPr>
+            <w:r>
+              <w:rPr>
+                <w:rFonts w:ascii="Times New Roman" w:hAnsi="Times New Roman" w:cs="Times New Roman" w:eastAsia="Times New Roman"/>
+                <w:color w:val="000000"/>
+                <w:sz w:val="20"/>
+              </w:rPr>
+              <w:t>▼</w:t>
+            </w:r>
+          </w:p>
+        </w:tc>
+      </w:tr>
+      <w:tr>
+        <w:tc>
+          <w:tcPr>
+            <w:tcW w:type="dxa" w:w="9360"/>
+            <w:shd w:val="clear" w:color="auto" w:fill="F2F2F2"/>
+          </w:tcPr>
+          <w:p>
+            <w:pPr>
+              <w:spacing w:line="240" w:lineRule="auto" w:before="40" w:after="40"/>
+              <w:jc w:val="center"/>
+            </w:pPr>
+            <w:r/>
+            <w:r>
+              <w:rPr>
+                <w:rFonts w:ascii="Times New Roman" w:hAnsi="Times New Roman" w:cs="Times New Roman" w:eastAsia="Times New Roman"/>
+                <w:b/>
+                <w:color w:val="000000"/>
+                <w:sz w:val="20"/>
+              </w:rPr>
+              <w:t>¿Ya tiene una cuenta registrada?</w:t>
+            </w:r>
+          </w:p>
+        </w:tc>
+      </w:tr>
+      <w:tr>
+        <w:tc>
+          <w:tcPr>
+            <w:tcW w:type="dxa" w:w="9360"/>
+          </w:tcPr>
+          <w:p>
+            <w:pPr>
+              <w:spacing w:line="240" w:lineRule="auto" w:before="0" w:after="0"/>
+              <w:jc w:val="center"/>
+            </w:pPr>
+            <w:r>
+              <w:rPr>
+                <w:rFonts w:ascii="Times New Roman" w:hAnsi="Times New Roman" w:cs="Times New Roman" w:eastAsia="Times New Roman"/>
+                <w:color w:val="000000"/>
+                <w:sz w:val="20"/>
+              </w:rPr>
+              <w:t>▼</w:t>
+            </w:r>
+          </w:p>
+        </w:tc>
+      </w:tr>
+      <w:tr>
+        <w:tc>
+          <w:tcPr>
+            <w:tcW w:type="dxa" w:w="9360"/>
+            <w:shd w:val="clear" w:color="auto" w:fill="F2F2F2"/>
+          </w:tcPr>
+          <w:p>
+            <w:pPr>
+              <w:spacing w:line="240" w:lineRule="auto" w:before="40" w:after="40"/>
+              <w:jc w:val="center"/>
+            </w:pPr>
+            <w:r/>
+            <w:r>
+              <w:rPr>
+                <w:rFonts w:ascii="Times New Roman" w:hAnsi="Times New Roman" w:cs="Times New Roman" w:eastAsia="Times New Roman"/>
+                <w:b w:val="0"/>
+                <w:color w:val="000000"/>
+                <w:sz w:val="20"/>
+              </w:rPr>
+              <w:t>No: solicitar el registro en recepción y recibir credenciales</w:t>
+            </w:r>
+          </w:p>
+        </w:tc>
+      </w:tr>
+      <w:tr>
+        <w:tc>
+          <w:tcPr>
+            <w:tcW w:type="dxa" w:w="9360"/>
+          </w:tcPr>
+          <w:p>
+            <w:pPr>
+              <w:spacing w:line="240" w:lineRule="auto" w:before="0" w:after="0"/>
+              <w:jc w:val="center"/>
+            </w:pPr>
+            <w:r>
+              <w:rPr>
+                <w:rFonts w:ascii="Times New Roman" w:hAnsi="Times New Roman" w:cs="Times New Roman" w:eastAsia="Times New Roman"/>
+                <w:color w:val="000000"/>
+                <w:sz w:val="20"/>
+              </w:rPr>
+              <w:t>▼</w:t>
+            </w:r>
+          </w:p>
+        </w:tc>
+      </w:tr>
+      <w:tr>
+        <w:tc>
+          <w:tcPr>
+            <w:tcW w:type="dxa" w:w="9360"/>
+            <w:shd w:val="clear" w:color="auto" w:fill="F2F2F2"/>
+          </w:tcPr>
+          <w:p>
+            <w:pPr>
+              <w:spacing w:line="240" w:lineRule="auto" w:before="40" w:after="40"/>
+              <w:jc w:val="center"/>
+            </w:pPr>
+            <w:r/>
+            <w:r>
+              <w:rPr>
+                <w:rFonts w:ascii="Times New Roman" w:hAnsi="Times New Roman" w:cs="Times New Roman" w:eastAsia="Times New Roman"/>
+                <w:b w:val="0"/>
+                <w:color w:val="000000"/>
+                <w:sz w:val="20"/>
+              </w:rPr>
+              <w:t>Ingresar correo y contraseña</w:t>
+            </w:r>
+          </w:p>
+        </w:tc>
+      </w:tr>
+      <w:tr>
+        <w:tc>
+          <w:tcPr>
+            <w:tcW w:type="dxa" w:w="9360"/>
+          </w:tcPr>
+          <w:p>
+            <w:pPr>
+              <w:spacing w:line="240" w:lineRule="auto" w:before="0" w:after="0"/>
+              <w:jc w:val="center"/>
+            </w:pPr>
+            <w:r>
+              <w:rPr>
+                <w:rFonts w:ascii="Times New Roman" w:hAnsi="Times New Roman" w:cs="Times New Roman" w:eastAsia="Times New Roman"/>
+                <w:color w:val="000000"/>
+                <w:sz w:val="20"/>
+              </w:rPr>
+              <w:t>▼</w:t>
+            </w:r>
+          </w:p>
+        </w:tc>
+      </w:tr>
+      <w:tr>
+        <w:tc>
+          <w:tcPr>
+            <w:tcW w:type="dxa" w:w="9360"/>
+            <w:shd w:val="clear" w:color="auto" w:fill="F2F2F2"/>
+          </w:tcPr>
+          <w:p>
+            <w:pPr>
+              <w:spacing w:line="240" w:lineRule="auto" w:before="40" w:after="40"/>
+              <w:jc w:val="center"/>
+            </w:pPr>
+            <w:r/>
+            <w:r>
+              <w:rPr>
+                <w:rFonts w:ascii="Times New Roman" w:hAnsi="Times New Roman" w:cs="Times New Roman" w:eastAsia="Times New Roman"/>
+                <w:b/>
+                <w:color w:val="000000"/>
+                <w:sz w:val="20"/>
+              </w:rPr>
+              <w:t>¿Las credenciales son válidas?</w:t>
+            </w:r>
+          </w:p>
+        </w:tc>
+      </w:tr>
+      <w:tr>
+        <w:tc>
+          <w:tcPr>
+            <w:tcW w:type="dxa" w:w="9360"/>
+          </w:tcPr>
+          <w:p>
+            <w:pPr>
+              <w:spacing w:line="240" w:lineRule="auto" w:before="0" w:after="0"/>
+              <w:jc w:val="center"/>
+            </w:pPr>
+            <w:r>
+              <w:rPr>
+                <w:rFonts w:ascii="Times New Roman" w:hAnsi="Times New Roman" w:cs="Times New Roman" w:eastAsia="Times New Roman"/>
+                <w:color w:val="000000"/>
+                <w:sz w:val="20"/>
+              </w:rPr>
+              <w:t>▼</w:t>
+            </w:r>
+          </w:p>
+        </w:tc>
+      </w:tr>
+      <w:tr>
+        <w:tc>
+          <w:tcPr>
+            <w:tcW w:type="dxa" w:w="9360"/>
+            <w:shd w:val="clear" w:color="auto" w:fill="F2F2F2"/>
+          </w:tcPr>
+          <w:p>
+            <w:pPr>
+              <w:spacing w:line="240" w:lineRule="auto" w:before="40" w:after="40"/>
+              <w:jc w:val="center"/>
+            </w:pPr>
+            <w:r/>
+            <w:r>
+              <w:rPr>
+                <w:rFonts w:ascii="Times New Roman" w:hAnsi="Times New Roman" w:cs="Times New Roman" w:eastAsia="Times New Roman"/>
+                <w:b w:val="0"/>
+                <w:color w:val="000000"/>
+                <w:sz w:val="20"/>
+              </w:rPr>
+              <w:t>No: usar «Recuperar contraseña» y volver a ingresar</w:t>
+            </w:r>
+          </w:p>
+        </w:tc>
+      </w:tr>
+      <w:tr>
+        <w:tc>
+          <w:tcPr>
+            <w:tcW w:type="dxa" w:w="9360"/>
+          </w:tcPr>
+          <w:p>
+            <w:pPr>
+              <w:spacing w:line="240" w:lineRule="auto" w:before="0" w:after="0"/>
+              <w:jc w:val="center"/>
+            </w:pPr>
+            <w:r>
+              <w:rPr>
+                <w:rFonts w:ascii="Times New Roman" w:hAnsi="Times New Roman" w:cs="Times New Roman" w:eastAsia="Times New Roman"/>
+                <w:color w:val="000000"/>
+                <w:sz w:val="20"/>
+              </w:rPr>
+              <w:t>▼</w:t>
+            </w:r>
+          </w:p>
+        </w:tc>
+      </w:tr>
+      <w:tr>
+        <w:tc>
+          <w:tcPr>
+            <w:tcW w:type="dxa" w:w="9360"/>
+            <w:shd w:val="clear" w:color="auto" w:fill="F2F2F2"/>
+          </w:tcPr>
+          <w:p>
+            <w:pPr>
+              <w:spacing w:line="240" w:lineRule="auto" w:before="40" w:after="40"/>
+              <w:jc w:val="center"/>
+            </w:pPr>
+            <w:r/>
+            <w:r>
+              <w:rPr>
+                <w:rFonts w:ascii="Times New Roman" w:hAnsi="Times New Roman" w:cs="Times New Roman" w:eastAsia="Times New Roman"/>
+                <w:b w:val="0"/>
+                <w:color w:val="000000"/>
+                <w:sz w:val="20"/>
+              </w:rPr>
+              <w:t>Cargar el panel de acuerdo con el rol del usuario</w:t>
+            </w:r>
+          </w:p>
+        </w:tc>
+      </w:tr>
+      <w:tr>
+        <w:tc>
+          <w:tcPr>
+            <w:tcW w:type="dxa" w:w="9360"/>
+          </w:tcPr>
+          <w:p>
+            <w:pPr>
+              <w:spacing w:line="240" w:lineRule="auto" w:before="0" w:after="0"/>
+              <w:jc w:val="center"/>
+            </w:pPr>
+            <w:r>
+              <w:rPr>
+                <w:rFonts w:ascii="Times New Roman" w:hAnsi="Times New Roman" w:cs="Times New Roman" w:eastAsia="Times New Roman"/>
+                <w:color w:val="000000"/>
+                <w:sz w:val="20"/>
+              </w:rPr>
+              <w:t>▼</w:t>
+            </w:r>
+          </w:p>
+        </w:tc>
+      </w:tr>
+      <w:tr>
+        <w:tc>
+          <w:tcPr>
+            <w:tcW w:type="dxa" w:w="9360"/>
+            <w:shd w:val="clear" w:color="auto" w:fill="F2F2F2"/>
+          </w:tcPr>
+          <w:p>
+            <w:pPr>
+              <w:spacing w:line="240" w:lineRule="auto" w:before="40" w:after="40"/>
+              <w:jc w:val="center"/>
+            </w:pPr>
+            <w:r/>
+            <w:r>
+              <w:rPr>
+                <w:rFonts w:ascii="Times New Roman" w:hAnsi="Times New Roman" w:cs="Times New Roman" w:eastAsia="Times New Roman"/>
+                <w:b w:val="0"/>
+                <w:color w:val="000000"/>
+                <w:sz w:val="20"/>
+              </w:rPr>
+              <w:t>Realizar la tarea: registro, planes, pagos, consultas o progreso</w:t>
+            </w:r>
+          </w:p>
+        </w:tc>
+      </w:tr>
+      <w:tr>
+        <w:tc>
+          <w:tcPr>
+            <w:tcW w:type="dxa" w:w="9360"/>
+          </w:tcPr>
+          <w:p>
+            <w:pPr>
+              <w:spacing w:line="240" w:lineRule="auto" w:before="0" w:after="0"/>
+              <w:jc w:val="center"/>
+            </w:pPr>
+            <w:r>
+              <w:rPr>
+                <w:rFonts w:ascii="Times New Roman" w:hAnsi="Times New Roman" w:cs="Times New Roman" w:eastAsia="Times New Roman"/>
+                <w:color w:val="000000"/>
+                <w:sz w:val="20"/>
+              </w:rPr>
+              <w:t>▼</w:t>
+            </w:r>
+          </w:p>
+        </w:tc>
+      </w:tr>
+      <w:tr>
+        <w:tc>
+          <w:tcPr>
+            <w:tcW w:type="dxa" w:w="9360"/>
+            <w:shd w:val="clear" w:color="auto" w:fill="F2F2F2"/>
+          </w:tcPr>
+          <w:p>
+            <w:pPr>
+              <w:spacing w:line="240" w:lineRule="auto" w:before="40" w:after="40"/>
+              <w:jc w:val="center"/>
+            </w:pPr>
+            <w:r/>
+            <w:r>
+              <w:rPr>
+                <w:rFonts w:ascii="Times New Roman" w:hAnsi="Times New Roman" w:cs="Times New Roman" w:eastAsia="Times New Roman"/>
+                <w:b/>
+                <w:color w:val="000000"/>
+                <w:sz w:val="20"/>
+              </w:rPr>
+              <w:t>¿Desea cerrar sesión?</w:t>
+            </w:r>
+          </w:p>
+        </w:tc>
+      </w:tr>
+      <w:tr>
+        <w:tc>
+          <w:tcPr>
+            <w:tcW w:type="dxa" w:w="9360"/>
+          </w:tcPr>
+          <w:p>
+            <w:pPr>
+              <w:spacing w:line="240" w:lineRule="auto" w:before="0" w:after="0"/>
+              <w:jc w:val="center"/>
+            </w:pPr>
+            <w:r>
+              <w:rPr>
+                <w:rFonts w:ascii="Times New Roman" w:hAnsi="Times New Roman" w:cs="Times New Roman" w:eastAsia="Times New Roman"/>
+                <w:color w:val="000000"/>
+                <w:sz w:val="20"/>
+              </w:rPr>
+              <w:t>▼</w:t>
+            </w:r>
+          </w:p>
+        </w:tc>
+      </w:tr>
+      <w:tr>
+        <w:tc>
+          <w:tcPr>
+            <w:tcW w:type="dxa" w:w="9360"/>
+            <w:shd w:val="clear" w:color="auto" w:fill="F2F2F2"/>
+          </w:tcPr>
+          <w:p>
+            <w:pPr>
+              <w:spacing w:line="240" w:lineRule="auto" w:before="40" w:after="40"/>
+              <w:jc w:val="center"/>
+            </w:pPr>
+            <w:r/>
+            <w:r>
+              <w:rPr>
+                <w:rFonts w:ascii="Times New Roman" w:hAnsi="Times New Roman" w:cs="Times New Roman" w:eastAsia="Times New Roman"/>
+                <w:b w:val="0"/>
+                <w:color w:val="000000"/>
+                <w:sz w:val="20"/>
+              </w:rPr>
+              <w:t>Sí: cerrar sesión de forma segura</w:t>
+            </w:r>
+          </w:p>
+        </w:tc>
+      </w:tr>
+      <w:tr>
+        <w:tc>
+          <w:tcPr>
+            <w:tcW w:type="dxa" w:w="9360"/>
+          </w:tcPr>
+          <w:p>
+            <w:pPr>
+              <w:spacing w:line="240" w:lineRule="auto" w:before="0" w:after="0"/>
+              <w:jc w:val="center"/>
+            </w:pPr>
+            <w:r>
+              <w:rPr>
+                <w:rFonts w:ascii="Times New Roman" w:hAnsi="Times New Roman" w:cs="Times New Roman" w:eastAsia="Times New Roman"/>
+                <w:color w:val="000000"/>
+                <w:sz w:val="20"/>
+              </w:rPr>
+              <w:t>▼</w:t>
+            </w:r>
+          </w:p>
+        </w:tc>
+      </w:tr>
+      <w:tr>
+        <w:tc>
+          <w:tcPr>
+            <w:tcW w:type="dxa" w:w="9360"/>
+            <w:shd w:val="clear" w:color="auto" w:fill="F2F2F2"/>
+          </w:tcPr>
+          <w:p>
+            <w:pPr>
+              <w:spacing w:line="240" w:lineRule="auto" w:before="40" w:after="40"/>
+              <w:jc w:val="center"/>
+            </w:pPr>
+            <w:r/>
+            <w:r>
+              <w:rPr>
+                <w:rFonts w:ascii="Times New Roman" w:hAnsi="Times New Roman" w:cs="Times New Roman" w:eastAsia="Times New Roman"/>
+                <w:b/>
+                <w:color w:val="000000"/>
+                <w:sz w:val="20"/>
+              </w:rPr>
+              <w:t>FIN</w:t>
+            </w:r>
+          </w:p>
+        </w:tc>
+      </w:tr>
+    </w:tbl>
+    <w:p>
+      <w:pPr>
+        <w:pStyle w:val="Heading2"/>
+        <w:spacing w:before="0" w:after="0" w:line="480" w:lineRule="auto"/>
+        <w:ind w:firstLine="0" w:left="0"/>
+        <w:jc w:val="left"/>
+      </w:pPr>
+      <w:r>
+        <w:rPr>
+          <w:rFonts w:ascii="Times New Roman" w:hAnsi="Times New Roman" w:cs="Times New Roman" w:eastAsia="Times New Roman"/>
+          <w:b/>
+          <w:i w:val="0"/>
+          <w:color w:val="000000"/>
+          <w:sz w:val="24"/>
+        </w:rPr>
+        <w:t>2.13 Conclusiones</w:t>
+      </w:r>
+    </w:p>
+    <w:p>
+      <w:pPr>
+        <w:spacing w:before="0" w:after="0" w:line="480" w:lineRule="auto"/>
+        <w:ind w:firstLine="720" w:left="0"/>
+        <w:jc w:val="left"/>
+      </w:pPr>
+      <w:r>
+        <w:rPr>
+          <w:rFonts w:ascii="Times New Roman" w:hAnsi="Times New Roman" w:cs="Times New Roman" w:eastAsia="Times New Roman"/>
+          <w:color w:val="000000"/>
+          <w:sz w:val="24"/>
+        </w:rPr>
+        <w:t>El presente manual reúne, en un lenguaje sencillo y con apoyo visual, las instrucciones necesarias para que los cuatro roles de MetaFit utilicen la solución de forma autónoma. Su elaboración siguió las recomendaciones de la MinTIC (2018) sobre planificar la información, seleccionar el formato, considerar a los lectores y mantener la documentación actualizada.</w:t>
+      </w:r>
+    </w:p>
+    <w:p>
+      <w:pPr>
+        <w:spacing w:before="0" w:after="0" w:line="480" w:lineRule="auto"/>
+        <w:ind w:firstLine="720" w:left="0"/>
+        <w:jc w:val="left"/>
+      </w:pPr>
+      <w:r>
+        <w:rPr>
+          <w:rFonts w:ascii="Times New Roman" w:hAnsi="Times New Roman" w:cs="Times New Roman" w:eastAsia="Times New Roman"/>
+          <w:color w:val="000000"/>
+          <w:sz w:val="24"/>
+        </w:rPr>
+        <w:t>La guía permite reducir el número de consultas al soporte técnico, facilita la transferencia de conocimiento al personal nuevo y garantiza que los afiliados aprovechen todas las funcionalidades del sistema, tanto en la web como en la aplicación móvil.</w:t>
+      </w:r>
+    </w:p>
+    <w:p>
+      <w:pPr>
+        <w:pStyle w:val="Heading2"/>
+        <w:spacing w:before="0" w:after="0" w:line="480" w:lineRule="auto"/>
+        <w:ind w:firstLine="0" w:left="0"/>
+        <w:jc w:val="left"/>
+      </w:pPr>
+      <w:r>
+        <w:rPr>
+          <w:rFonts w:ascii="Times New Roman" w:hAnsi="Times New Roman" w:cs="Times New Roman" w:eastAsia="Times New Roman"/>
+          <w:b/>
+          <w:i w:val="0"/>
+          <w:color w:val="000000"/>
+          <w:sz w:val="24"/>
+        </w:rPr>
+        <w:t>2.14 Recomendaciones</w:t>
+      </w:r>
+    </w:p>
+    <w:p>
+      <w:pPr>
+        <w:spacing w:before="0" w:after="0" w:line="480" w:lineRule="auto"/>
+        <w:ind w:hanging="360" w:left="720"/>
+        <w:jc w:val="left"/>
+      </w:pPr>
+      <w:r>
+        <w:rPr>
+          <w:rFonts w:ascii="Times New Roman" w:hAnsi="Times New Roman" w:cs="Times New Roman" w:eastAsia="Times New Roman"/>
+          <w:color w:val="000000"/>
+          <w:sz w:val="24"/>
+        </w:rPr>
+        <w:t>•  Mantener el manual actualizado cada vez que se modifique una funcionalidad del sistema.</w:t>
+      </w:r>
+    </w:p>
+    <w:p>
+      <w:pPr>
+        <w:spacing w:before="0" w:after="0" w:line="480" w:lineRule="auto"/>
+        <w:ind w:hanging="360" w:left="720"/>
+        <w:jc w:val="left"/>
+      </w:pPr>
+      <w:r>
+        <w:rPr>
+          <w:rFonts w:ascii="Times New Roman" w:hAnsi="Times New Roman" w:cs="Times New Roman" w:eastAsia="Times New Roman"/>
+          <w:color w:val="000000"/>
+          <w:sz w:val="24"/>
+        </w:rPr>
+        <w:t>•  Publicar una versión electrónica en el sitio web del gimnasio para que esté disponible desde dispositivos móviles (MinTIC, 2018).</w:t>
+      </w:r>
+    </w:p>
+    <w:p>
+      <w:pPr>
+        <w:spacing w:before="0" w:after="0" w:line="480" w:lineRule="auto"/>
+        <w:ind w:hanging="360" w:left="720"/>
+        <w:jc w:val="left"/>
+      </w:pPr>
+      <w:r>
+        <w:rPr>
+          <w:rFonts w:ascii="Times New Roman" w:hAnsi="Times New Roman" w:cs="Times New Roman" w:eastAsia="Times New Roman"/>
+          <w:color w:val="000000"/>
+          <w:sz w:val="24"/>
+        </w:rPr>
+        <w:t>•  Complementar las instrucciones con capturas de pantalla y, de ser posible, con videos cortos.</w:t>
+      </w:r>
+    </w:p>
+    <w:p>
+      <w:pPr>
+        <w:spacing w:before="0" w:after="0" w:line="480" w:lineRule="auto"/>
+        <w:ind w:hanging="360" w:left="720"/>
+        <w:jc w:val="left"/>
+      </w:pPr>
+      <w:r>
+        <w:rPr>
+          <w:rFonts w:ascii="Times New Roman" w:hAnsi="Times New Roman" w:cs="Times New Roman" w:eastAsia="Times New Roman"/>
+          <w:color w:val="000000"/>
+          <w:sz w:val="24"/>
+        </w:rPr>
+        <w:t>•  Revisar periódicamente el glosario y las preguntas frecuentes según los comentarios de los usuarios.</w:t>
+      </w:r>
+    </w:p>
+    <w:p>
+      <w:pPr>
+        <w:spacing w:before="0" w:after="0" w:line="480" w:lineRule="auto"/>
+        <w:ind w:hanging="360" w:left="720"/>
+        <w:jc w:val="left"/>
+      </w:pPr>
+      <w:r>
+        <w:rPr>
+          <w:rFonts w:ascii="Times New Roman" w:hAnsi="Times New Roman" w:cs="Times New Roman" w:eastAsia="Times New Roman"/>
+          <w:color w:val="000000"/>
+          <w:sz w:val="24"/>
+        </w:rPr>
+        <w:t>•  Incluir este manual en la inducción y la capacitación del personal nuevo.</w:t>
+      </w:r>
+    </w:p>
+    <w:p>
+      <w:pPr>
+        <w:spacing w:before="0" w:after="0" w:line="480" w:lineRule="auto"/>
+        <w:ind w:hanging="360" w:left="720"/>
+        <w:jc w:val="left"/>
+      </w:pPr>
+      <w:r>
+        <w:rPr>
+          <w:rFonts w:ascii="Times New Roman" w:hAnsi="Times New Roman" w:cs="Times New Roman" w:eastAsia="Times New Roman"/>
+          <w:color w:val="000000"/>
+          <w:sz w:val="24"/>
+        </w:rPr>
+        <w:t>•  Reportar errores, dudas o mejoras al correo de soporte indicado en los contactos.</w:t>
+      </w:r>
+    </w:p>
+    <w:p>
+      <w:pPr>
+        <w:pStyle w:val="Heading2"/>
+        <w:spacing w:before="0" w:after="0" w:line="480" w:lineRule="auto"/>
+        <w:ind w:firstLine="0" w:left="0"/>
+        <w:jc w:val="left"/>
+      </w:pPr>
+      <w:r>
+        <w:rPr>
+          <w:rFonts w:ascii="Times New Roman" w:hAnsi="Times New Roman" w:cs="Times New Roman" w:eastAsia="Times New Roman"/>
+          <w:b/>
+          <w:i w:val="0"/>
+          <w:color w:val="000000"/>
+          <w:sz w:val="24"/>
+        </w:rPr>
+        <w:t>2.15 Contactos de los desarrolladores</w:t>
+      </w:r>
+    </w:p>
+    <w:p>
+      <w:pPr>
+        <w:spacing w:before="0" w:after="0" w:line="480" w:lineRule="auto"/>
+        <w:ind w:firstLine="720" w:left="0"/>
+        <w:jc w:val="left"/>
+      </w:pPr>
+      <w:r>
+        <w:rPr>
+          <w:rFonts w:ascii="Times New Roman" w:hAnsi="Times New Roman" w:cs="Times New Roman" w:eastAsia="Times New Roman"/>
+          <w:color w:val="000000"/>
+          <w:sz w:val="24"/>
+        </w:rPr>
+        <w:t>Para dudas, soporte o reporte de incidencias, el usuario puede comunicarse por los siguientes canales:</w:t>
+      </w:r>
+    </w:p>
+    <w:tbl>
+      <w:tblPr>
+        <w:tblW w:type="auto" w:w="0"/>
+        <w:tblLook w:firstColumn="1" w:firstRow="1" w:lastColumn="0" w:lastRow="0" w:noHBand="0" w:noVBand="1" w:val="04A0"/>
+        <w:tblBorders>
+          <w:top w:val="single" w:sz="8" w:space="0" w:color="000000"/>
+          <w:left w:val="none" w:sz="0" w:space="0" w:color="auto"/>
+          <w:bottom w:val="single" w:sz="8" w:space="0" w:color="000000"/>
+          <w:right w:val="none" w:sz="0" w:space="0" w:color="auto"/>
+          <w:insideH w:val="none" w:sz="0" w:space="0" w:color="auto"/>
+          <w:insideV w:val="none" w:sz="0" w:space="0" w:color="auto"/>
+        </w:tblBorders>
+      </w:tblPr>
+      <w:tblGrid>
+        <w:gridCol w:w="4680"/>
+        <w:gridCol w:w="4680"/>
+      </w:tblGrid>
+      <w:tr>
+        <w:tc>
+          <w:tcPr>
+            <w:tcW w:type="dxa" w:w="4680"/>
+            <w:tcBorders>
+              <w:bottom w:val="single" w:sz="8" w:space="0" w:color="000000"/>
+            </w:tcBorders>
+          </w:tcPr>
+          <w:p>
+            <w:pPr>
+              <w:spacing w:before="0" w:after="40" w:line="240" w:lineRule="auto"/>
+              <w:ind w:firstLine="0"/>
+              <w:jc w:val="left"/>
+            </w:pPr>
+            <w:r>
+              <w:rPr>
+                <w:rFonts w:ascii="Times New Roman" w:hAnsi="Times New Roman" w:cs="Times New Roman" w:eastAsia="Times New Roman"/>
+                <w:b/>
+                <w:color w:val="000000"/>
+                <w:sz w:val="20"/>
+              </w:rPr>
+            </w:r>
+            <w:r>
+              <w:rPr>
+                <w:rFonts w:ascii="Times New Roman" w:hAnsi="Times New Roman" w:cs="Times New Roman" w:eastAsia="Times New Roman"/>
+                <w:b/>
+                <w:color w:val="000000"/>
+                <w:sz w:val="20"/>
+              </w:rPr>
+              <w:t>Responsable / canal</w:t>
+            </w:r>
+          </w:p>
+        </w:tc>
+        <w:tc>
+          <w:tcPr>
+            <w:tcW w:type="dxa" w:w="4680"/>
+            <w:tcBorders>
+              <w:bottom w:val="single" w:sz="8" w:space="0" w:color="000000"/>
+            </w:tcBorders>
+          </w:tcPr>
+          <w:p>
+            <w:pPr>
+              <w:spacing w:before="0" w:after="40" w:line="240" w:lineRule="auto"/>
+              <w:ind w:firstLine="0"/>
+              <w:jc w:val="left"/>
+            </w:pPr>
+            <w:r>
+              <w:rPr>
+                <w:rFonts w:ascii="Times New Roman" w:hAnsi="Times New Roman" w:cs="Times New Roman" w:eastAsia="Times New Roman"/>
+                <w:b/>
+                <w:color w:val="000000"/>
+                <w:sz w:val="20"/>
+              </w:rPr>
+            </w:r>
+            <w:r>
+              <w:rPr>
+                <w:rFonts w:ascii="Times New Roman" w:hAnsi="Times New Roman" w:cs="Times New Roman" w:eastAsia="Times New Roman"/>
+                <w:b/>
+                <w:color w:val="000000"/>
+                <w:sz w:val="20"/>
+              </w:rPr>
+              <w:t>Dato de contacto</w:t>
+            </w:r>
+          </w:p>
+        </w:tc>
+      </w:tr>
+      <w:tr>
+        <w:tc>
+          <w:tcPr>
+            <w:tcW w:type="dxa" w:w="4680"/>
+          </w:tcPr>
+          <w:p>
+            <w:pPr>
+              <w:spacing w:before="0" w:after="40" w:line="240" w:lineRule="auto"/>
+              <w:ind w:firstLine="0"/>
+              <w:jc w:val="left"/>
+            </w:pPr>
+            <w:r>
+              <w:rPr>
+                <w:rFonts w:ascii="Times New Roman" w:hAnsi="Times New Roman" w:cs="Times New Roman" w:eastAsia="Times New Roman"/>
+                <w:color w:val="000000"/>
+                <w:sz w:val="20"/>
+              </w:rPr>
+            </w:r>
+            <w:r>
+              <w:rPr>
+                <w:rFonts w:ascii="Times New Roman" w:hAnsi="Times New Roman" w:cs="Times New Roman" w:eastAsia="Times New Roman"/>
+                <w:b w:val="0"/>
+                <w:color w:val="000000"/>
+                <w:sz w:val="20"/>
+              </w:rPr>
+              <w:t>Equipo de desarrollo MetaFit</w:t>
+            </w:r>
+          </w:p>
+        </w:tc>
+        <w:tc>
+          <w:tcPr>
+            <w:tcW w:type="dxa" w:w="4680"/>
+          </w:tcPr>
+          <w:p>
+            <w:pPr>
+              <w:spacing w:before="0" w:after="40" w:line="240" w:lineRule="auto"/>
+              <w:ind w:firstLine="0"/>
+              <w:jc w:val="left"/>
+            </w:pPr>
+            <w:r>
+              <w:rPr>
+                <w:rFonts w:ascii="Times New Roman" w:hAnsi="Times New Roman" w:cs="Times New Roman" w:eastAsia="Times New Roman"/>
+                <w:color w:val="000000"/>
+                <w:sz w:val="20"/>
+              </w:rPr>
+            </w:r>
+            <w:r>
+              <w:rPr>
+                <w:rFonts w:ascii="Times New Roman" w:hAnsi="Times New Roman" w:cs="Times New Roman" w:eastAsia="Times New Roman"/>
+                <w:b w:val="0"/>
+                <w:color w:val="000000"/>
+                <w:sz w:val="20"/>
+              </w:rPr>
+              <w:t>Sofía Astudillo, Kevin S. Robayo, Carlos Rodrigues, Juan S. Carvajal e Isabella Caldas</w:t>
+            </w:r>
+          </w:p>
+        </w:tc>
+      </w:tr>
+      <w:tr>
+        <w:tc>
+          <w:tcPr>
+            <w:tcW w:type="dxa" w:w="4680"/>
+          </w:tcPr>
+          <w:p>
+            <w:pPr>
+              <w:spacing w:before="0" w:after="40" w:line="240" w:lineRule="auto"/>
+              <w:ind w:firstLine="0"/>
+              <w:jc w:val="left"/>
+            </w:pPr>
+            <w:r>
+              <w:rPr>
+                <w:rFonts w:ascii="Times New Roman" w:hAnsi="Times New Roman" w:cs="Times New Roman" w:eastAsia="Times New Roman"/>
+                <w:color w:val="000000"/>
+                <w:sz w:val="20"/>
+              </w:rPr>
+            </w:r>
+            <w:r>
+              <w:rPr>
+                <w:rFonts w:ascii="Times New Roman" w:hAnsi="Times New Roman" w:cs="Times New Roman" w:eastAsia="Times New Roman"/>
+                <w:b w:val="0"/>
+                <w:color w:val="000000"/>
+                <w:sz w:val="20"/>
+              </w:rPr>
+              <w:t>Correo de soporte</w:t>
+            </w:r>
+          </w:p>
+        </w:tc>
+        <w:tc>
+          <w:tcPr>
+            <w:tcW w:type="dxa" w:w="4680"/>
+          </w:tcPr>
+          <w:p>
+            <w:pPr>
+              <w:spacing w:before="0" w:after="40" w:line="240" w:lineRule="auto"/>
+              <w:ind w:firstLine="0"/>
+              <w:jc w:val="left"/>
+            </w:pPr>
+            <w:r>
+              <w:rPr>
+                <w:rFonts w:ascii="Times New Roman" w:hAnsi="Times New Roman" w:cs="Times New Roman" w:eastAsia="Times New Roman"/>
+                <w:color w:val="000000"/>
+                <w:sz w:val="20"/>
+              </w:rPr>
+            </w:r>
+            <w:r>
+              <w:rPr>
+                <w:rFonts w:ascii="Times New Roman" w:hAnsi="Times New Roman" w:cs="Times New Roman" w:eastAsia="Times New Roman"/>
+                <w:b w:val="0"/>
+                <w:color w:val="000000"/>
+                <w:sz w:val="20"/>
+              </w:rPr>
+              <w:t>soporte@metafit.com</w:t>
+            </w:r>
+          </w:p>
+        </w:tc>
+      </w:tr>
+      <w:tr>
+        <w:tc>
+          <w:tcPr>
+            <w:tcW w:type="dxa" w:w="4680"/>
+          </w:tcPr>
+          <w:p>
+            <w:pPr>
+              <w:spacing w:before="0" w:after="40" w:line="240" w:lineRule="auto"/>
+              <w:ind w:firstLine="0"/>
+              <w:jc w:val="left"/>
+            </w:pPr>
+            <w:r>
+              <w:rPr>
+                <w:rFonts w:ascii="Times New Roman" w:hAnsi="Times New Roman" w:cs="Times New Roman" w:eastAsia="Times New Roman"/>
+                <w:color w:val="000000"/>
+                <w:sz w:val="20"/>
+              </w:rPr>
+            </w:r>
+            <w:r>
+              <w:rPr>
+                <w:rFonts w:ascii="Times New Roman" w:hAnsi="Times New Roman" w:cs="Times New Roman" w:eastAsia="Times New Roman"/>
+                <w:b w:val="0"/>
+                <w:color w:val="000000"/>
+                <w:sz w:val="20"/>
+              </w:rPr>
+              <w:t>Repositorio del proyecto</w:t>
+            </w:r>
+          </w:p>
+        </w:tc>
+        <w:tc>
+          <w:tcPr>
+            <w:tcW w:type="dxa" w:w="4680"/>
+          </w:tcPr>
+          <w:p>
+            <w:pPr>
+              <w:spacing w:before="0" w:after="40" w:line="240" w:lineRule="auto"/>
+              <w:ind w:firstLine="0"/>
+              <w:jc w:val="left"/>
+            </w:pPr>
+            <w:r>
+              <w:rPr>
+                <w:rFonts w:ascii="Times New Roman" w:hAnsi="Times New Roman" w:cs="Times New Roman" w:eastAsia="Times New Roman"/>
+                <w:color w:val="000000"/>
+                <w:sz w:val="20"/>
+              </w:rPr>
+            </w:r>
+            <w:r>
+              <w:rPr>
+                <w:rFonts w:ascii="Times New Roman" w:hAnsi="Times New Roman" w:cs="Times New Roman" w:eastAsia="Times New Roman"/>
+                <w:b w:val="0"/>
+                <w:color w:val="000000"/>
+                <w:sz w:val="20"/>
+              </w:rPr>
+              <w:t>github.com/juanscarvajal04-droid/Equipo_Metafit</w:t>
+            </w:r>
+          </w:p>
+        </w:tc>
+      </w:tr>
+      <w:tr>
+        <w:tc>
+          <w:tcPr>
+            <w:tcW w:type="dxa" w:w="4680"/>
+          </w:tcPr>
+          <w:p>
+            <w:pPr>
+              <w:spacing w:before="0" w:after="40" w:line="240" w:lineRule="auto"/>
+              <w:ind w:firstLine="0"/>
+              <w:jc w:val="left"/>
+            </w:pPr>
+            <w:r>
+              <w:rPr>
+                <w:rFonts w:ascii="Times New Roman" w:hAnsi="Times New Roman" w:cs="Times New Roman" w:eastAsia="Times New Roman"/>
+                <w:color w:val="000000"/>
+                <w:sz w:val="20"/>
+              </w:rPr>
+            </w:r>
+            <w:r>
+              <w:rPr>
+                <w:rFonts w:ascii="Times New Roman" w:hAnsi="Times New Roman" w:cs="Times New Roman" w:eastAsia="Times New Roman"/>
+                <w:b w:val="0"/>
+                <w:color w:val="000000"/>
+                <w:sz w:val="20"/>
+              </w:rPr>
+              <w:t>Institución</w:t>
+            </w:r>
+          </w:p>
+        </w:tc>
+        <w:tc>
+          <w:tcPr>
+            <w:tcW w:type="dxa" w:w="4680"/>
+          </w:tcPr>
+          <w:p>
+            <w:pPr>
+              <w:spacing w:before="0" w:after="40" w:line="240" w:lineRule="auto"/>
+              <w:ind w:firstLine="0"/>
+              <w:jc w:val="left"/>
+            </w:pPr>
+            <w:r>
+              <w:rPr>
+                <w:rFonts w:ascii="Times New Roman" w:hAnsi="Times New Roman" w:cs="Times New Roman" w:eastAsia="Times New Roman"/>
+                <w:color w:val="000000"/>
+                <w:sz w:val="20"/>
+              </w:rPr>
+            </w:r>
+            <w:r>
+              <w:rPr>
+                <w:rFonts w:ascii="Times New Roman" w:hAnsi="Times New Roman" w:cs="Times New Roman" w:eastAsia="Times New Roman"/>
+                <w:b w:val="0"/>
+                <w:color w:val="000000"/>
+                <w:sz w:val="20"/>
+              </w:rPr>
+              <w:t>SENA — Ficha 3278645</w:t>
+            </w:r>
+          </w:p>
+        </w:tc>
+      </w:tr>
+      <w:tr>
+        <w:tc>
+          <w:tcPr>
+            <w:tcW w:type="dxa" w:w="4680"/>
+          </w:tcPr>
+          <w:p>
+            <w:pPr>
+              <w:spacing w:before="0" w:after="40" w:line="240" w:lineRule="auto"/>
+              <w:ind w:firstLine="0"/>
+              <w:jc w:val="left"/>
+            </w:pPr>
+            <w:r>
+              <w:rPr>
+                <w:rFonts w:ascii="Times New Roman" w:hAnsi="Times New Roman" w:cs="Times New Roman" w:eastAsia="Times New Roman"/>
+                <w:color w:val="000000"/>
+                <w:sz w:val="20"/>
+              </w:rPr>
+            </w:r>
+            <w:r>
+              <w:rPr>
+                <w:rFonts w:ascii="Times New Roman" w:hAnsi="Times New Roman" w:cs="Times New Roman" w:eastAsia="Times New Roman"/>
+                <w:b w:val="0"/>
+                <w:color w:val="000000"/>
+                <w:sz w:val="20"/>
+              </w:rPr>
+              <w:t>Instructor</w:t>
+            </w:r>
+          </w:p>
+        </w:tc>
+        <w:tc>
+          <w:tcPr>
+            <w:tcW w:type="dxa" w:w="4680"/>
+          </w:tcPr>
+          <w:p>
+            <w:pPr>
+              <w:spacing w:before="0" w:after="40" w:line="240" w:lineRule="auto"/>
+              <w:ind w:firstLine="0"/>
+              <w:jc w:val="left"/>
+            </w:pPr>
+            <w:r>
+              <w:rPr>
+                <w:rFonts w:ascii="Times New Roman" w:hAnsi="Times New Roman" w:cs="Times New Roman" w:eastAsia="Times New Roman"/>
+                <w:color w:val="000000"/>
+                <w:sz w:val="20"/>
+              </w:rPr>
+            </w:r>
+            <w:r>
+              <w:rPr>
+                <w:rFonts w:ascii="Times New Roman" w:hAnsi="Times New Roman" w:cs="Times New Roman" w:eastAsia="Times New Roman"/>
+                <w:b w:val="0"/>
+                <w:color w:val="000000"/>
+                <w:sz w:val="20"/>
+              </w:rPr>
+              <w:t>Javier Emilio Yara Amaya</w:t>
+            </w:r>
+          </w:p>
+        </w:tc>
+      </w:tr>
+      <w:tr>
+        <w:tc>
+          <w:tcPr>
+            <w:tcW w:type="dxa" w:w="4680"/>
+          </w:tcPr>
+          <w:p>
+            <w:pPr>
+              <w:spacing w:before="0" w:after="40" w:line="240" w:lineRule="auto"/>
+              <w:ind w:firstLine="0"/>
+              <w:jc w:val="left"/>
+            </w:pPr>
+            <w:r>
+              <w:rPr>
+                <w:rFonts w:ascii="Times New Roman" w:hAnsi="Times New Roman" w:cs="Times New Roman" w:eastAsia="Times New Roman"/>
+                <w:color w:val="000000"/>
+                <w:sz w:val="20"/>
+              </w:rPr>
+            </w:r>
+            <w:r>
+              <w:rPr>
+                <w:rFonts w:ascii="Times New Roman" w:hAnsi="Times New Roman" w:cs="Times New Roman" w:eastAsia="Times New Roman"/>
+                <w:b w:val="0"/>
+                <w:color w:val="000000"/>
+                <w:sz w:val="20"/>
+              </w:rPr>
+              <w:t>Ciudad</w:t>
+            </w:r>
+          </w:p>
+        </w:tc>
+        <w:tc>
+          <w:tcPr>
+            <w:tcW w:type="dxa" w:w="4680"/>
+          </w:tcPr>
+          <w:p>
+            <w:pPr>
+              <w:spacing w:before="0" w:after="40" w:line="240" w:lineRule="auto"/>
+              <w:ind w:firstLine="0"/>
+              <w:jc w:val="left"/>
+            </w:pPr>
+            <w:r>
+              <w:rPr>
+                <w:rFonts w:ascii="Times New Roman" w:hAnsi="Times New Roman" w:cs="Times New Roman" w:eastAsia="Times New Roman"/>
+                <w:color w:val="000000"/>
+                <w:sz w:val="20"/>
+              </w:rPr>
+            </w:r>
+            <w:r>
+              <w:rPr>
+                <w:rFonts w:ascii="Times New Roman" w:hAnsi="Times New Roman" w:cs="Times New Roman" w:eastAsia="Times New Roman"/>
+                <w:b w:val="0"/>
+                <w:color w:val="000000"/>
+                <w:sz w:val="20"/>
+              </w:rPr>
+              <w:t>Bogotá, Colombia</w:t>
+            </w:r>
+          </w:p>
+        </w:tc>
+      </w:tr>
+    </w:tbl>
+    <w:p>
+      <w:pPr>
+        <w:spacing w:line="240" w:lineRule="auto"/>
+      </w:pPr>
+      <w:r>
+        <w:br w:type="page"/>
+      </w:r>
+    </w:p>
+    <w:p>
+      <w:pPr>
+        <w:pStyle w:val="Heading1"/>
+        <w:spacing w:before="0" w:after="0" w:line="480" w:lineRule="auto"/>
+        <w:ind w:firstLine="0" w:left="0"/>
+        <w:jc w:val="center"/>
+      </w:pPr>
+      <w:r>
+        <w:rPr>
+          <w:rFonts w:ascii="Times New Roman" w:hAnsi="Times New Roman" w:cs="Times New Roman" w:eastAsia="Times New Roman"/>
+          <w:b/>
+          <w:i w:val="0"/>
+          <w:color w:val="000000"/>
+          <w:sz w:val="24"/>
+        </w:rPr>
+        <w:t>Referencias</w:t>
+      </w:r>
+    </w:p>
+    <w:p>
+      <w:pPr>
+        <w:spacing w:before="0" w:after="0" w:line="480" w:lineRule="auto"/>
+        <w:ind w:hanging="720" w:left="720"/>
+        <w:jc w:val="left"/>
+      </w:pPr>
+      <w:r>
+        <w:rPr>
+          <w:rFonts w:ascii="Times New Roman" w:hAnsi="Times New Roman" w:cs="Times New Roman" w:eastAsia="Times New Roman"/>
+          <w:color w:val="000000"/>
+          <w:sz w:val="24"/>
+        </w:rPr>
+        <w:t>MetaFit Inc. (2026). Repositorio del proyecto MetaFit [Código fuente y documentación]. https://github.com/juanscarvajal04-droid/Equipo_Metafit</w:t>
+      </w:r>
+    </w:p>
+    <w:p>
+      <w:pPr>
+        <w:spacing w:before="0" w:after="0" w:line="480" w:lineRule="auto"/>
+        <w:ind w:hanging="720" w:left="720"/>
+        <w:jc w:val="left"/>
+      </w:pPr>
+      <w:r>
+        <w:rPr>
+          <w:rFonts w:ascii="Times New Roman" w:hAnsi="Times New Roman" w:cs="Times New Roman" w:eastAsia="Times New Roman"/>
+          <w:color w:val="000000"/>
+          <w:sz w:val="24"/>
+        </w:rPr>
+        <w:t>Microsoft. (2021). Requisitos del sistema de Windows 11. https://www.microsoft.com/windows/windows-11</w:t>
+      </w:r>
+    </w:p>
+    <w:p>
+      <w:pPr>
+        <w:spacing w:before="0" w:after="0" w:line="480" w:lineRule="auto"/>
+        <w:ind w:hanging="720" w:left="720"/>
+        <w:jc w:val="left"/>
+      </w:pPr>
+      <w:r>
+        <w:rPr>
+          <w:rFonts w:ascii="Times New Roman" w:hAnsi="Times New Roman" w:cs="Times New Roman" w:eastAsia="Times New Roman"/>
+          <w:color w:val="000000"/>
+          <w:sz w:val="24"/>
+        </w:rPr>
+        <w:t>Ministerio de Tecnologías de la Información y las Comunicaciones. (2018). Marco de referencia de arquitectura empresarial para la gestión de TI en el Estado colombiano. Gobierno de Colombia.</w:t>
+      </w:r>
+    </w:p>
+    <w:p>
+      <w:pPr>
+        <w:spacing w:before="0" w:after="0" w:line="480" w:lineRule="auto"/>
+        <w:ind w:hanging="720" w:left="720"/>
+        <w:jc w:val="left"/>
+      </w:pPr>
+      <w:r>
+        <w:rPr>
+          <w:rFonts w:ascii="Times New Roman" w:hAnsi="Times New Roman" w:cs="Times New Roman" w:eastAsia="Times New Roman"/>
+          <w:color w:val="000000"/>
+          <w:sz w:val="24"/>
+        </w:rPr>
+        <w:t>UGUR. (2009). Manuales de instalación de software [Material de formación]. Servicio Nacional de Aprendizaje.</w:t>
       </w:r>
     </w:p>
     <w:sectPr>
